--- a/06_Facilities_Technology_and_Budget/TAS2O_Lab_Classroom_Setup_Checklist_AI_Enhanced.docx
+++ b/06_Facilities_Technology_and_Budget/TAS2O_Lab_Classroom_Setup_Checklist_AI_Enhanced.docx
@@ -103,7 +103,7 @@
                 <w:b w:val="0"/>
                 <w:sz w:val="17"/>
               </w:rPr>
-              <w:t>[Insert School Name]</w:t>
+              <w:t>Webtree Academy</w:t>
             </w:r>
           </w:p>
         </w:tc>
@@ -137,7 +137,7 @@
                 <w:b w:val="0"/>
                 <w:sz w:val="17"/>
               </w:rPr>
-              <w:t>[Insert BSID]</w:t>
+              <w:t>883796</w:t>
             </w:r>
           </w:p>
         </w:tc>
@@ -239,7 +239,7 @@
                 <w:b w:val="0"/>
                 <w:sz w:val="17"/>
               </w:rPr>
-              <w:t>[Insert Room Number / Lab Name]</w:t>
+              <w:t>Hybrid delivery / school lab</w:t>
             </w:r>
           </w:p>
         </w:tc>
@@ -273,7 +273,7 @@
                 <w:b w:val="0"/>
                 <w:sz w:val="17"/>
               </w:rPr>
-              <w:t>[Insert Teacher Name]</w:t>
+              <w:t>Carlos Chen</w:t>
             </w:r>
           </w:p>
         </w:tc>
@@ -307,7 +307,7 @@
                 <w:b w:val="0"/>
                 <w:sz w:val="17"/>
               </w:rPr>
-              <w:t>[Insert Name]</w:t>
+              <w:t>Henry Michels</w:t>
             </w:r>
           </w:p>
         </w:tc>
@@ -6713,7 +6713,7 @@
                 <w:b w:val="0"/>
                 <w:sz w:val="16"/>
               </w:rPr>
-              <w:t>[Insert Name / Role]</w:t>
+              <w:t>Carlos Chen / Teacher</w:t>
             </w:r>
           </w:p>
         </w:tc>
@@ -9118,7 +9118,7 @@
       <w:rPr>
         <w:sz w:val="16"/>
       </w:rPr>
-      <w:t>School: [Insert School Name] | Course: TAS2O | Version: [Insert Date]</w:t>
+      <w:t>School: Webtree Academy | Course: TAS2O | Version: [Insert Date]</w:t>
     </w:r>
   </w:p>
 </w:ftr>

--- a/06_Facilities_Technology_and_Budget/TAS2O_Lab_Classroom_Setup_Checklist_AI_Enhanced.docx
+++ b/06_Facilities_Technology_and_Budget/TAS2O_Lab_Classroom_Setup_Checklist_AI_Enhanced.docx
@@ -6747,7 +6747,7 @@
                 <w:b w:val="0"/>
                 <w:sz w:val="16"/>
               </w:rPr>
-              <w:t>[Insert Date]</w:t>
+              <w:t>2026-05-12</w:t>
             </w:r>
           </w:p>
         </w:tc>
@@ -6815,7 +6815,7 @@
                 <w:b w:val="0"/>
                 <w:sz w:val="16"/>
               </w:rPr>
-              <w:t>[Insert details]</w:t>
+              <w:t>Signed copy filed in the TAS2O safety/evidence binder.</w:t>
             </w:r>
           </w:p>
         </w:tc>
@@ -8932,7 +8932,7 @@
                 <w:b w:val="0"/>
                 <w:sz w:val="16"/>
               </w:rPr>
-              <w:t>[Insert Date]</w:t>
+              <w:t>2026-05-12</w:t>
             </w:r>
           </w:p>
         </w:tc>
@@ -8964,7 +8964,7 @@
                 <w:b w:val="0"/>
                 <w:sz w:val="16"/>
               </w:rPr>
-              <w:t>[Insert Name]</w:t>
+              <w:t>Henry Michels</w:t>
             </w:r>
           </w:p>
         </w:tc>
@@ -9118,7 +9118,7 @@
       <w:rPr>
         <w:sz w:val="16"/>
       </w:rPr>
-      <w:t>School: Webtree Academy | Course: TAS2O | Version: [Insert Date]</w:t>
+      <w:t>School: Webtree Academy | Course: TAS2O | Version: 2026-05-12</w:t>
     </w:r>
   </w:p>
 </w:ftr>

--- a/06_Facilities_Technology_and_Budget/TAS2O_Lab_Classroom_Setup_Checklist_AI_Enhanced.docx
+++ b/06_Facilities_Technology_and_Budget/TAS2O_Lab_Classroom_Setup_Checklist_AI_Enhanced.docx
@@ -350,12 +350,12 @@
     <w:p/>
     <w:p>
       <w:r>
-        <w:t>This checklist is designed for a TAS2O course that includes hands-on design challenges, measurement, materials testing, CAD, low-voltage electronics, simple automation, AI-assisted documentation, and prototype demonstrations. It should be completed before the course begins and repeated as appropriate before high-risk or equipment-based lessons.</w:t>
+        <w:t>This checklist is designed for a TAS2O course that includes hands-on design challenges, measurement, materials testing, CAD, low-voltage electronics, simple automation, AI-assisted documentation, and prototype demonstrations. It should be completed before the course begins and repeated as appropriate before high-risk or equipment-based lessons so the room setup matches the school safety, records, and course-delivery procedures.</w:t>
       </w:r>
     </w:p>
     <w:p>
       <w:r>
-        <w:t>Important boundary: This document does not authorize unsafe tools or activities. If the teacher, principal, or trained supervisor is not confident that the space, equipment, or student readiness is adequate, the activity must be postponed or replaced with a no-tool lesson.</w:t>
+        <w:t>Important boundary: This document does not authorize unsafe tools or activities. If the teacher, principal, or trained supervisor is not confident that the space, equipment, or student readiness is adequate, the activity must be postponed or replaced with a no-tool lesson, and the issue should be noted in the school evidence process if needed.</w:t>
       </w:r>
     </w:p>
     <w:p>
@@ -5424,7 +5424,11 @@
         </w:tc>
       </w:tr>
     </w:tbl>
-    <w:p/>
+    <w:p>
+      <w:r>
+        <w:t>CAD, AI, LMS, and documentation setup should support course evidence, student portfolio storage, and any school record-keeping or support procedures that apply to TAS2O.</w:t>
+      </w:r>
+    </w:p>
     <w:p>
       <w:pPr>
         <w:pStyle w:val="Heading2"/>
@@ -6029,7 +6033,11 @@
         </w:tc>
       </w:tr>
     </w:tbl>
-    <w:p/>
+    <w:p>
+      <w:r>
+        <w:t>Accessible setup may include adjustable workspaces, clear traffic flow, visual supports, alternative seating, and a plan for accommodations so students can participate safely and demonstrate learning.</w:t>
+      </w:r>
+    </w:p>
     <w:p>
       <w:pPr>
         <w:pStyle w:val="Heading1"/>
